--- a/Prescricao executoria.docx
+++ b/Prescricao executoria.docx
@@ -330,7 +330,7 @@
           <w:sz w:val="24"/>
           <w:szCs w:val="24"/>
         </w:rPr>
-        <w:t>de {{pena_total_extenso}}, em regime {{regime}}, sendo considerado evadido em {{data_evasao}} e recapturado em {{data_recaptura}}.</w:t>
+        <w:t>de {{pena_total_extenso}}, em regime {{regime}}{% if data_evasao %}, sendo considerado evadido em {{data_evasao}}{% if data_recaptura %} e recapturado em {{data_recaptura}}{% endif %}{% elif data_revogacao %}, com o livramento condicional revogado em {{data_revogacao}}{% if data_recaptura %} e recolhido em {{data_recaptura}}{% endif %}{% endif %}.</w:t>
       </w:r>
       <w:r>
         <w:rPr>
@@ -426,15 +426,15 @@
           <w:szCs w:val="24"/>
         </w:rPr>
         <w:tab/>
-        <w:t xml:space="preserve">De acordo com a linha do tempo detalhada, “aba” informações adicionais, o sentenciado até a data de sua evasão cumpriu </w:t>
-      </w:r>
-      <w:r>
-        <w:rPr>
-          <w:rFonts w:ascii="Arial" w:hAnsi="Arial" w:cs="Arial"/>
-          <w:sz w:val="24"/>
-          <w:szCs w:val="24"/>
-        </w:rPr>
-        <w:t>{{pena_cumprida_extenso}}, restando a cumprir {{pena_remanescente_extenso}}, cujo prazo prescricional é de {{prescricao_prazo}}, nos termos do art. 109, V, c.c. art. 113, ambos do CP.</w:t>
+        <w:t xml:space="preserve">{% if data_evasao or data_revogacao %}De acordo com a linha do tempo detalhada, “aba” informações adicionais, quanto ao crime de {{prescricao_crime}}, o sentenciado cumpriu, até {% if data_evasao %}a data de sua evasão{% else %}a revogação do livramento{% endif %}, {% else %}Quanto ao crime de {{prescricao_crime}}, a prescrição corre desde {{prescricao_termo}} (art. 112 do CP); pena já cumprida nesse crime: {% endif %}</w:t>
+      </w:r>
+      <w:r>
+        <w:rPr>
+          <w:rFonts w:ascii="Arial" w:hAnsi="Arial" w:cs="Arial"/>
+          <w:sz w:val="24"/>
+          <w:szCs w:val="24"/>
+        </w:rPr>
+        <w:t>{{prescricao_cumprido_extenso}}, {% if data_evasao or data_revogacao %}restando a cumprir{% else %}e a pena que regula o prazo é de{% endif %} {{prescricao_pena_base_extenso}}, cujo prazo prescricional é de {{prescricao_prazo_integral}}, nos termos do art. 109, {{prescricao_inciso}}, do CP ({{prescricao_prazo_art109}}){% if prescricao_reincidencia == 'S' %}, aumentado de 1/3 pela reincidência (art. 110, caput, do CP){% endif %}{% if data_evasao or data_revogacao %}, c.c. art. 113 do CP{% endif %}.</w:t>
       </w:r>
       <w:r>
         <w:rPr>
@@ -539,7 +539,7 @@
           <w:sz w:val="24"/>
           <w:szCs w:val="24"/>
         </w:rPr>
-        <w:t>{% if art115 == 'S' %}Ao tempo do fato, o sentenciado era menor de 21 anos (art. 115, CP), de modo que o prazo prescricional se reduz de metade, ficando em {{prescricao_prazo}}.{% endif %}</w:t>
+        <w:t>{% if art115 == 'S' %}Incide o art. 115 do CP (menor de 21 anos ao tempo do fato ou maior de 70 na sentença), de modo que o prazo prescricional se reduz de metade, ficando em {{prescricao_prazo_reduzido}}.{% endif %}</w:t>
       </w:r>
       <w:r>
         <w:rPr>
@@ -624,15 +624,15 @@
           <w:szCs w:val="24"/>
         </w:rPr>
         <w:tab/>
-        <w:t xml:space="preserve">Com efeito, entre a data da evasão e </w:t>
-      </w:r>
-      <w:r>
-        <w:rPr>
-          <w:rFonts w:ascii="Arial" w:hAnsi="Arial" w:cs="Arial"/>
-          <w:sz w:val="24"/>
-          <w:szCs w:val="24"/>
-        </w:rPr>
-        <w:t>recapturada</w:t>
+        <w:t xml:space="preserve">Com efeito, desde {{prescricao_termo}}</w:t>
+      </w:r>
+      <w:r>
+        <w:rPr>
+          <w:rFonts w:ascii="Arial" w:hAnsi="Arial" w:cs="Arial"/>
+          <w:sz w:val="24"/>
+          <w:szCs w:val="24"/>
+        </w:rPr>
+        <w:t>{% if data_recaptura %} até a recaptura, em {{data_recaptura}}{% endif %}</w:t>
       </w:r>
       <w:r>
         <w:rPr>
@@ -648,7 +648,7 @@
           <w:sz w:val="24"/>
           <w:szCs w:val="24"/>
         </w:rPr>
-        <w:t xml:space="preserve">{{prescricao_prazo}}. </w:t>
+        <w:t xml:space="preserve">{{prescricao_prazo}} (prazo vencido em {{prescricao_data}}). </w:t>
       </w:r>
       <w:r>
         <w:rPr>

--- a/Prescricao executoria.docx
+++ b/Prescricao executoria.docx
@@ -34,7 +34,7 @@
           <w:sz w:val="24"/>
           <w:szCs w:val="24"/>
         </w:rPr>
-        <w:t>{{vara}}, ESTADO DE MATO GROSSO DO SUL</w:t>
+        <w:t>{{vara}}{% if vara_estado %}, {{vara_estado}}{% endif %}</w:t>
       </w:r>
       <w:r>
         <w:rPr>
@@ -231,7 +231,7 @@
           <w:sz w:val="24"/>
           <w:szCs w:val="24"/>
         </w:rPr>
-        <w:t>{{nome}}, devidamente qualificado nos autos da execução penal, feito supracitado, através da Defensoria Pública do Estado de Mato Grosso do Sul, no âmbito do Mutirão Processual Penal – Pena Justa, vem, respeitosamente, à presença de Vossa Excelência, requerendo o reconhecimento da prescrição da pretensão executória, com fundamento no art. 107, IV, do Código Penal.</w:t>
+        <w:t>{{nome}}, devidamente qualificad{{o_a}} nos autos da execução penal, feito supracitado, através da DEFENSORIA PÚBLICA DO ESTADO DE MATO GROSSO DO SUL, no âmbito do Mutirão Processual – Pena Justa, vem, respeitosamente, à presença de Vossa Excelência, requerendo o reconhecimento da prescrição da pretensão executória, com fundamento no art. 107, IV, do Código Penal.</w:t>
       </w:r>
       <w:r>
         <w:rPr>
@@ -322,15 +322,15 @@
           <w:szCs w:val="24"/>
         </w:rPr>
         <w:tab/>
-        <w:t xml:space="preserve">O sentenciado foi condenado a pena </w:t>
-      </w:r>
-      <w:r>
-        <w:rPr>
-          <w:rFonts w:ascii="Arial" w:hAnsi="Arial" w:cs="Arial"/>
-          <w:sz w:val="24"/>
-          <w:szCs w:val="24"/>
-        </w:rPr>
-        <w:t>de {{pena_total_extenso}}, em regime {{regime}}{% if data_evasao %}, sendo considerado evadido em {{data_evasao}}{% if data_recaptura %} e recapturado em {{data_recaptura}}{% endif %}{% elif data_revogacao %}, com o livramento condicional revogado em {{data_revogacao}}{% if data_recaptura %} e recolhido em {{data_recaptura}}{% endif %}{% endif %}.</w:t>
+        <w:t>{{Sentenciado}} foi condenad{{o_a}}{% if prescricao_crime %}, pelo crime de {{prescricao_crime}}, à pena de {{prescricao_pena}}{% elif pena_total_extenso %} à pena total de {{pena_total_extenso}}{% endif %}{% if regime in ('fechado', 'semiaberto', 'aberto') %}, em regime {{regime}}{% endif %}{% if data_evasao %}, sendo considerad{{o_a}} evadid{{o_a}} em {{data_evasao}}{% if data_recaptura %} e recapturad{{o_a}} em</w:t>
+      </w:r>
+      <w:r>
+        <w:rPr>
+          <w:rFonts w:ascii="Arial" w:hAnsi="Arial" w:cs="Arial"/>
+          <w:sz w:val="24"/>
+          <w:szCs w:val="24"/>
+        </w:rPr>
+        <w:t xml:space="preserve"> {{data_recaptura}}{% endif %}{% elif data_revogacao %}, com o livramento condicional revogado em {{data_revogacao}}{% if data_recaptura %} e recolhid{{o_a}} em {{data_recaptura}}{% endif %}{% endif %}.</w:t>
       </w:r>
       <w:r>
         <w:rPr>
@@ -426,15 +426,15 @@
           <w:szCs w:val="24"/>
         </w:rPr>
         <w:tab/>
-        <w:t xml:space="preserve">{% if data_evasao or data_revogacao %}De acordo com a linha do tempo detalhada, “aba” informações adicionais, quanto ao crime de {{prescricao_crime}}, o sentenciado cumpriu, até {% if data_evasao %}a data de sua evasão{% else %}a revogação do livramento{% endif %}, {% else %}Quanto ao crime de {{prescricao_crime}}, a prescrição corre desde {{prescricao_termo}} (art. 112 do CP); pena já cumprida nesse crime: {% endif %}</w:t>
-      </w:r>
-      <w:r>
-        <w:rPr>
-          <w:rFonts w:ascii="Arial" w:hAnsi="Arial" w:cs="Arial"/>
-          <w:sz w:val="24"/>
-          <w:szCs w:val="24"/>
-        </w:rPr>
-        <w:t>{{prescricao_cumprido_extenso}}, {% if data_evasao or data_revogacao %}restando a cumprir{% else %}e a pena que regula o prazo é de{% endif %} {{prescricao_pena_base_extenso}}, cujo prazo prescricional é de {{prescricao_prazo_integral}}, nos termos do art. 109, {{prescricao_inciso}}, do CP ({{prescricao_prazo_art109}}){% if prescricao_reincidencia == 'S' %}, aumentado de 1/3 pela reincidência (art. 110, caput, do CP){% endif %}{% if data_evasao or data_revogacao %}, c.c. art. 113 do CP{% endif %}.</w:t>
+        <w:t>{% if prescricao_crime %}{% if data_evasao or data_revogacao %}De acordo com a linha do tempo detalhada, “aba” informações adicionais, quanto ao crime de {{prescricao_crime}}, {{sentenciado}} cumpriu, até {% if data_evasao %}a data de sua evasão{% else %}a revogação do livramento{% endif %}, {% else %}Quanto ao crime de {{prescricao_crime}}, {% if prescricao_termo %}a prescrição corre desde {{prescricao_termo}} (art. 112 do CP); {% endif %}pena já cumprida nesse crime: {% endif %}</w:t>
+      </w:r>
+      <w:r>
+        <w:rPr>
+          <w:rFonts w:ascii="Arial" w:hAnsi="Arial" w:cs="Arial"/>
+          <w:sz w:val="24"/>
+          <w:szCs w:val="24"/>
+        </w:rPr>
+        <w:t>{{prescricao_cumprido_extenso}}, {% if data_evasao or data_revogacao %}restando a cumprir{% else %}e a pena que regula o prazo é de{% endif %} {{prescricao_pena_base_extenso}}, cujo prazo prescricional é de {{prescricao_prazo_integral}}, nos termos do art. 109, {{prescricao_inciso}}, do CP ({{prescricao_prazo_art109}}){% if prescricao_reincidencia == 'S' %}, aumentado de 1/3 pela reincidência (art. 110, caput, do CP){% endif %}{% if data_evasao or data_revogacao %}, c.c. art. 113 do CP{% endif %}.{% endif %}</w:t>
       </w:r>
       <w:r>
         <w:rPr>
@@ -624,31 +624,28 @@
           <w:szCs w:val="24"/>
         </w:rPr>
         <w:tab/>
-        <w:t xml:space="preserve">Com efeito, desde {{prescricao_termo}}</w:t>
-      </w:r>
-      <w:r>
-        <w:rPr>
-          <w:rFonts w:ascii="Arial" w:hAnsi="Arial" w:cs="Arial"/>
-          <w:sz w:val="24"/>
-          <w:szCs w:val="24"/>
-        </w:rPr>
-        <w:t>{% if data_recaptura %} até a recaptura, em {{data_recaptura}}{% endif %}</w:t>
-      </w:r>
-      <w:r>
-        <w:rPr>
-          <w:rFonts w:ascii="Arial" w:hAnsi="Arial" w:cs="Arial"/>
-          <w:sz w:val="24"/>
-          <w:szCs w:val="24"/>
-        </w:rPr>
-        <w:t xml:space="preserve">, transcorreu prazo superior a </w:t>
-      </w:r>
-      <w:r>
-        <w:rPr>
-          <w:rFonts w:ascii="Arial" w:hAnsi="Arial" w:cs="Arial"/>
-          <w:sz w:val="24"/>
-          <w:szCs w:val="24"/>
-        </w:rPr>
-        <w:t xml:space="preserve">{{prescricao_prazo}} (prazo vencido em {{prescricao_data}}). </w:t>
+        <w:t>{% if prescricao_data %}Com efeito, desde {{prescricao_termo}}{% if data_recaptura %} até a recaptura, em {{data_recaptura}}{% endif %}, transcorreu prazo superior a {{prescricao_prazo}} (prazo vencido em {{prescricao_data}}).{% elif prescricao_a_verificar %}Ressalva-se, quanto a esse crime, ponto {{prescricao_a_verificar}}, a ser conferido nos autos.{% else %}[ATENÇÃO: o programa não aponta prescrição executória aparente para este assistido; confira os autos antes de usar este modelo.]{% endif %}</w:t>
+      </w:r>
+      <w:r>
+        <w:rPr>
+          <w:rFonts w:ascii="Arial" w:hAnsi="Arial" w:cs="Arial"/>
+          <w:sz w:val="24"/>
+          <w:szCs w:val="24"/>
+        </w:rPr>
+      </w:r>
+      <w:r>
+        <w:rPr>
+          <w:rFonts w:ascii="Arial" w:hAnsi="Arial" w:cs="Arial"/>
+          <w:sz w:val="24"/>
+          <w:szCs w:val="24"/>
+        </w:rPr>
+      </w:r>
+      <w:r>
+        <w:rPr>
+          <w:rFonts w:ascii="Arial" w:hAnsi="Arial" w:cs="Arial"/>
+          <w:sz w:val="24"/>
+          <w:szCs w:val="24"/>
+        </w:rPr>
       </w:r>
       <w:r>
         <w:rPr>
